--- a/word_reports/LP_0308_위치_472_Sam Cooke_This is Sam Coo.docx
+++ b/word_reports/LP_0308_위치_472_Sam Cooke_This is Sam Coo.docx
@@ -4,7 +4,7 @@
   <w:body>
     <w:p>
       <w:pPr>
-        <w:spacing w:after="280"/>
+        <w:spacing w:after="80"/>
       </w:pPr>
       <w:r>
         <w:rPr w:rFonts="맑은 고딕">
@@ -13,94 +13,47 @@
           <w:color w:val="1E3A8A"/>
           <w:sz w:val="30"/>
         </w:rPr>
-        <w:t>[472] Sam Cooke - This is Sam Cooke (더블)</w:t>
+        <w:t>Sam Cooke (샘 쿡) - This is Sam Cooke (더블)</w:t>
       </w:r>
     </w:p>
     <w:p>
       <w:pPr>
-        <w:spacing w:after="320"/>
+        <w:spacing w:after="240"/>
       </w:pPr>
       <w:r>
         <w:rPr w:rFonts="맑은 고딕">
           <w:rFonts w:ascii="맑은 고딕" w:hAnsi="맑은 고딕" w:eastAsia="맑은 고딕"/>
           <w:b/>
-          <w:sz w:val="20"/>
+          <w:color w:val="4B5563"/>
+          <w:sz w:val="22"/>
         </w:rPr>
-        <w:t>■ 위치 : 472</w:t>
-        <w:br/>
-      </w:r>
-      <w:r>
-        <w:rPr w:rFonts="맑은 고딕">
-          <w:rFonts w:ascii="맑은 고딕" w:hAnsi="맑은 고딕" w:eastAsia="맑은 고딕"/>
-          <w:b/>
-          <w:sz w:val="20"/>
-        </w:rPr>
-        <w:t>■ 아티스트 : Sam Cooke</w:t>
-        <w:br/>
-      </w:r>
-      <w:r>
-        <w:rPr w:rFonts="맑은 고딕">
-          <w:rFonts w:ascii="맑은 고딕" w:hAnsi="맑은 고딕" w:eastAsia="맑은 고딕"/>
-          <w:b/>
-          <w:sz w:val="20"/>
-        </w:rPr>
-        <w:t>■ 앨범명 : This is Sam Cooke (더블)</w:t>
-        <w:br/>
-      </w:r>
-      <w:r>
-        <w:rPr w:rFonts="맑은 고딕">
-          <w:rFonts w:ascii="맑은 고딕" w:hAnsi="맑은 고딕" w:eastAsia="맑은 고딕"/>
-          <w:b w:val="0"/>
-          <w:sz w:val="20"/>
-        </w:rPr>
-        <w:t>■ 음반 레이블 : RCA Victor</w:t>
-        <w:br/>
-      </w:r>
-      <w:r>
-        <w:rPr w:rFonts="맑은 고딕">
-          <w:rFonts w:ascii="맑은 고딕" w:hAnsi="맑은 고딕" w:eastAsia="맑은 고딕"/>
-          <w:b w:val="0"/>
-          <w:sz w:val="20"/>
-        </w:rPr>
-        <w:t>■ 발매년도 : 1971</w:t>
-        <w:br/>
-      </w:r>
-      <w:r>
-        <w:rPr w:rFonts="맑은 고딕">
-          <w:rFonts w:ascii="맑은 고딕" w:hAnsi="맑은 고딕" w:eastAsia="맑은 고딕"/>
-          <w:b w:val="0"/>
-          <w:sz w:val="20"/>
-        </w:rPr>
-        <w:t>■ 장르 : 소울 (Soul), 리듬 앤 블루스 (R&amp;B)</w:t>
-        <w:br/>
-      </w:r>
-      <w:r>
-        <w:rPr w:rFonts="맑은 고딕">
-          <w:rFonts w:ascii="맑은 고딕" w:hAnsi="맑은 고딕" w:eastAsia="맑은 고딕"/>
-          <w:b w:val="0"/>
-          <w:sz w:val="20"/>
-        </w:rPr>
-        <w:t>■ 주요 수록곡 : - You Send Me</w:t>
-        <w:br/>
+        <w:t>위치 :  472</w:t>
       </w:r>
     </w:p>
     <w:p>
       <w:pPr>
-        <w:spacing w:after="160"/>
+        <w:spacing w:line="324" w:lineRule="auto" w:before="80" w:after="160"/>
       </w:pPr>
       <w:r>
         <w:rPr w:rFonts="맑은 고딕">
           <w:rFonts w:ascii="맑은 고딕" w:hAnsi="맑은 고딕" w:eastAsia="맑은 고딕"/>
           <w:b/>
           <w:color w:val="1F2937"/>
-          <w:sz w:val="24"/>
+          <w:sz w:val="22"/>
         </w:rPr>
-        <w:t>■ 음반 해설 및 감상 가이드</w:t>
+        <w:t xml:space="preserve">[음반 소개] </w:t>
+      </w:r>
+      <w:r>
+        <w:rPr w:rFonts="맑은 고딕">
+          <w:rFonts w:ascii="맑은 고딕" w:hAnsi="맑은 고딕" w:eastAsia="맑은 고딕"/>
+          <w:b w:val="0"/>
+          <w:sz w:val="21"/>
+        </w:rPr>
       </w:r>
     </w:p>
     <w:p>
       <w:pPr>
-        <w:spacing w:line="312" w:lineRule="auto" w:after="120"/>
+        <w:spacing w:line="324" w:lineRule="auto" w:after="120"/>
       </w:pPr>
       <w:r>
         <w:rPr w:rFonts="맑은 고딕">
@@ -108,51 +61,516 @@
           <w:b w:val="0"/>
           <w:sz w:val="21"/>
         </w:rPr>
-        <w:t>'소울 음악의 제왕(King of Soul)'이자 현대 대중음악사에서 가장 위대한 싱어송라이터 중 한 명인 샘 쿡(Sam Cooke)의 정수를 담아낸 베스트 음반입니다. 1971년 RCA 비터(RCA Victor) 레이블을 통해 2장짜리 더블 LP로 발매된 이 앨범은, 1964년 33세의 안타까운 나이로 세상을 떠난 그의 불꽃같았던 음악 여정을 집대성한 명반입니다. 교회 성가대(Gospel)에서 출발하여 흑인 음악의 감성을 팝 시장의 중심부로 끌어올린 그의 역사적 궤적이 이 2장의 음반 안에 밀도 있게 축적되어 있습니다.</w:t>
+        <w:t>샘 쿡의 목소리는 신(神)을 향한 가스펠의 숭고함과 인간의 심장을 뒤흔드는 세속적 소울이 가장 완벽하게 교차하는 기적의 순간을 담고 있습니다. 본 2LP 앤솔러지 앨범인 &lt;This is Sam Cooke&gt;는 팝과 소울의 황금기를 개척하고 서른셋의 젊은 나이에 홀연히 떠난 그의 찬란했던 RCA 시절 음악적 유산을 집대성한 불멸의 기록입니다. 턴테이블 위로 흐르는 벨벳처럼 부드럽고도 가슴 저릿한 보컬 프레이징은 반세기가 흐른 오늘날에도 듣는 이의 영혼에 아늑한 위로와 깊은 울림을 전합니다. 시대를 초월하여 영원히 살아 숨 쉬는 ‘소울의 제왕’이 남긴 숨결을 가장 풍성한 아날로그의 품격으로 온전히 품어낸 명반입니다.</w:t>
       </w:r>
     </w:p>
     <w:p>
       <w:pPr>
-        <w:spacing w:line="312" w:lineRule="auto" w:after="120"/>
+        <w:spacing w:line="324" w:lineRule="auto" w:before="200" w:after="80"/>
       </w:pPr>
+      <w:r>
+        <w:rPr w:rFonts="맑은 고딕">
+          <w:rFonts w:ascii="맑은 고딕" w:hAnsi="맑은 고딕" w:eastAsia="맑은 고딕"/>
+          <w:b/>
+          <w:color w:val="1E3A8A"/>
+          <w:sz w:val="24"/>
+        </w:rPr>
+        <w:t>1. 음반 데이터</w:t>
+      </w:r>
+    </w:p>
+    <w:p>
+      <w:pPr>
+        <w:spacing w:line="324" w:lineRule="auto" w:after="80"/>
+      </w:pPr>
+      <w:r>
+        <w:rPr w:rFonts="맑은 고딕">
+          <w:rFonts w:ascii="맑은 고딕" w:hAnsi="맑은 고딕" w:eastAsia="맑은 고딕"/>
+          <w:b w:val="0"/>
+          <w:color w:val="6B7280"/>
+          <w:sz w:val="21"/>
+        </w:rPr>
+        <w:t xml:space="preserve">· </w:t>
+      </w:r>
+      <w:r>
+        <w:rPr w:rFonts="맑은 고딕">
+          <w:rFonts w:ascii="맑은 고딕" w:hAnsi="맑은 고딕" w:eastAsia="맑은 고딕"/>
+          <w:b/>
+          <w:color w:val="1F2937"/>
+          <w:sz w:val="21"/>
+        </w:rPr>
+        <w:t xml:space="preserve">앨범명: </w:t>
+      </w:r>
       <w:r>
         <w:rPr w:rFonts="맑은 고딕">
           <w:rFonts w:ascii="맑은 고딕" w:hAnsi="맑은 고딕" w:eastAsia="맑은 고딕"/>
           <w:b w:val="0"/>
           <w:sz w:val="21"/>
         </w:rPr>
-        <w:t>샘 쿡의 보컬은 그 어떤 싱어와도 비교할 수 없는 독보적인 우아함과 매끄러움을 자랑합니다. 물 흐르듯 자연스러운 가성 처리, 절제되어 있으면서도 깊은 울림을 주는 프레이징, 그리고 듣는 이의 마음을 단숨에 사로잡는 실크 같은 음색은 소울 가창의 정석을 보여줍니다. RCA의 고품격 관현악 편곡 및 세련된 프로덕션과 결합한 그의 목소리는 단순한 R&amp;B를 넘어 시대를 초월한 클래식 팝의 품격을 획득하였습니다.</w:t>
+        <w:t>This is Sam Cooke (더블)</w:t>
       </w:r>
     </w:p>
     <w:p>
       <w:pPr>
-        <w:spacing w:line="312" w:lineRule="auto" w:after="120"/>
+        <w:spacing w:line="324" w:lineRule="auto" w:after="80"/>
       </w:pPr>
+      <w:r>
+        <w:rPr w:rFonts="맑은 고딕">
+          <w:rFonts w:ascii="맑은 고딕" w:hAnsi="맑은 고딕" w:eastAsia="맑은 고딕"/>
+          <w:b w:val="0"/>
+          <w:color w:val="6B7280"/>
+          <w:sz w:val="21"/>
+        </w:rPr>
+        <w:t xml:space="preserve">· </w:t>
+      </w:r>
+      <w:r>
+        <w:rPr w:rFonts="맑은 고딕">
+          <w:rFonts w:ascii="맑은 고딕" w:hAnsi="맑은 고딕" w:eastAsia="맑은 고딕"/>
+          <w:b/>
+          <w:color w:val="1F2937"/>
+          <w:sz w:val="21"/>
+        </w:rPr>
+        <w:t xml:space="preserve">아티스트: </w:t>
+      </w:r>
       <w:r>
         <w:rPr w:rFonts="맑은 고딕">
           <w:rFonts w:ascii="맑은 고딕" w:hAnsi="맑은 고딕" w:eastAsia="맑은 고딕"/>
           <w:b w:val="0"/>
           <w:sz w:val="21"/>
         </w:rPr>
-        <w:t>수록곡 하나하나가 대중음악사의 찬란한 유산입니다. 그의 첫 빌보드 1위 곡이자 로맨틱 소울의 시초인 'You Send Me', 특유의 경쾌함과 달콤함이 더해진 'Wonderful World', 그리고 흥겨운 리듬감 속에 흑인 노동자들의 애환을 담아낸 'Chain Gang'과 'Bring It On Home to Me'는 그의 뛰어난 송라이팅 능력을 증명합니다. 특히 미국 민권 운동의 상징적 송가이자 시대를 관통하는 시대의 명곡 'A Change Is Gonna Come'은 장엄한 오케스트라 선율 위에 펼쳐지는 숭고한 보컬을 통해 압도적인 감동과 깊은 여운을 선사합니다.</w:t>
+        <w:t>Sam Cooke (샘 쿡)</w:t>
       </w:r>
     </w:p>
     <w:p>
       <w:pPr>
-        <w:spacing w:line="312" w:lineRule="auto" w:after="120"/>
+        <w:spacing w:line="324" w:lineRule="auto" w:after="80"/>
       </w:pPr>
+      <w:r>
+        <w:rPr w:rFonts="맑은 고딕">
+          <w:rFonts w:ascii="맑은 고딕" w:hAnsi="맑은 고딕" w:eastAsia="맑은 고딕"/>
+          <w:b w:val="0"/>
+          <w:color w:val="6B7280"/>
+          <w:sz w:val="21"/>
+        </w:rPr>
+        <w:t xml:space="preserve">· </w:t>
+      </w:r>
+      <w:r>
+        <w:rPr w:rFonts="맑은 고딕">
+          <w:rFonts w:ascii="맑은 고딕" w:hAnsi="맑은 고딕" w:eastAsia="맑은 고딕"/>
+          <w:b/>
+          <w:color w:val="1F2937"/>
+          <w:sz w:val="21"/>
+        </w:rPr>
+        <w:t xml:space="preserve">발매 정보: </w:t>
+      </w:r>
       <w:r>
         <w:rPr w:rFonts="맑은 고딕">
           <w:rFonts w:ascii="맑은 고딕" w:hAnsi="맑은 고딕" w:eastAsia="맑은 고딕"/>
           <w:b w:val="0"/>
           <w:sz w:val="21"/>
         </w:rPr>
-        <w:t>아날로그 LP라는 매체로 감상하는 *This is Sam Cooke*는 1960년대 특유의 따뜻하고 풍성한 질감을 그대로 전달합니다. 두 장의 디스크에 빽빽하게 담긴 곡들을 순서대로 들으며 LP의 바늘이 도랑을 따라 흘러갈 때, 청자는 소울 음악의 기틀이 어떻게 완성되었는지를 온몸으로 체감하게 됩니다. 음악적 가치와 역사적 보존성을 동시에 지닌 이 더블 LP는 모든 LP 수집가와 클래식 소울 애호가들의 음반장에 반드시 헌정되어야 할 불멸의 명반입니다.</w:t>
+        <w:t>샘 쿡 사후인 1970년대 초, RCA 빅터(RCA Victor) 사가 시대를 풍미한 거장들의 위대한 유산을 집대성하여 선보였던 전설적인 '디스 이즈(This Is)' 2LP 시리즈의 일환으로 기획·발매된 결정판 회고록 성격의 더블 음반입니다.</w:t>
+      </w:r>
+    </w:p>
+    <w:p>
+      <w:pPr>
+        <w:spacing w:line="324" w:lineRule="auto" w:after="80"/>
+      </w:pPr>
+      <w:r>
+        <w:rPr w:rFonts="맑은 고딕">
+          <w:rFonts w:ascii="맑은 고딕" w:hAnsi="맑은 고딕" w:eastAsia="맑은 고딕"/>
+          <w:b w:val="0"/>
+          <w:color w:val="6B7280"/>
+          <w:sz w:val="21"/>
+        </w:rPr>
+        <w:t xml:space="preserve">· </w:t>
+      </w:r>
+      <w:r>
+        <w:rPr w:rFonts="맑은 고딕">
+          <w:rFonts w:ascii="맑은 고딕" w:hAnsi="맑은 고딕" w:eastAsia="맑은 고딕"/>
+          <w:b/>
+          <w:color w:val="1F2937"/>
+          <w:sz w:val="21"/>
+        </w:rPr>
+        <w:t xml:space="preserve">LP 인기도(판매량): </w:t>
+      </w:r>
+      <w:r>
+        <w:rPr w:rFonts="맑은 고딕">
+          <w:rFonts w:ascii="맑은 고딕" w:hAnsi="맑은 고딕" w:eastAsia="맑은 고딕"/>
+          <w:b w:val="0"/>
+          <w:sz w:val="21"/>
+        </w:rPr>
+        <w:t>발매 당시 빌보드 앨범 차트 및 흑인 음악(R&amp;B) 차트 상위권에 오르며 꾸준한 사랑을 받았고, 전성기 대표곡들을 총망라한 탁월한 구성 덕분에 수십 년간 롱셀러를 기록하며 RIAA 골드 인증을 획득하는 등 대중적·상업적으로 확고한 성공을 거두었습니다.</w:t>
+      </w:r>
+    </w:p>
+    <w:p>
+      <w:pPr>
+        <w:spacing w:line="324" w:lineRule="auto" w:after="80"/>
+      </w:pPr>
+      <w:r>
+        <w:rPr w:rFonts="맑은 고딕">
+          <w:rFonts w:ascii="맑은 고딕" w:hAnsi="맑은 고딕" w:eastAsia="맑은 고딕"/>
+          <w:b w:val="0"/>
+          <w:color w:val="6B7280"/>
+          <w:sz w:val="21"/>
+        </w:rPr>
+        <w:t xml:space="preserve">· </w:t>
+      </w:r>
+      <w:r>
+        <w:rPr w:rFonts="맑은 고딕">
+          <w:rFonts w:ascii="맑은 고딕" w:hAnsi="맑은 고딕" w:eastAsia="맑은 고딕"/>
+          <w:b/>
+          <w:color w:val="1F2937"/>
+          <w:sz w:val="21"/>
+        </w:rPr>
+        <w:t xml:space="preserve">각종 수상경력: </w:t>
+      </w:r>
+      <w:r>
+        <w:rPr w:rFonts="맑은 고딕">
+          <w:rFonts w:ascii="맑은 고딕" w:hAnsi="맑은 고딕" w:eastAsia="맑은 고딕"/>
+          <w:b w:val="0"/>
+          <w:sz w:val="21"/>
+        </w:rPr>
+        <w:t>샘 쿡은 1986년 로큰롤 명예의 전당 최초 헌액, 1987년 작곡가 명예의 전당 헌액, 1999년 그래미 평생공로상(Grammy Lifetime Achievement Award)을 수상하였으며, 롤링 스톤 선정 '역대 가장 위대한 보컬리스트' 최상위권에 랭크되어 대중음악사의 위대한 거인으로 공인받았습니다.</w:t>
+      </w:r>
+    </w:p>
+    <w:p>
+      <w:pPr>
+        <w:spacing w:line="324" w:lineRule="auto" w:before="200" w:after="80"/>
+      </w:pPr>
+      <w:r>
+        <w:rPr w:rFonts="맑은 고딕">
+          <w:rFonts w:ascii="맑은 고딕" w:hAnsi="맑은 고딕" w:eastAsia="맑은 고딕"/>
+          <w:b/>
+          <w:color w:val="1E3A8A"/>
+          <w:sz w:val="24"/>
+        </w:rPr>
+        <w:t>2. 아티스트 정보</w:t>
+      </w:r>
+    </w:p>
+    <w:p>
+      <w:pPr>
+        <w:spacing w:line="324" w:lineRule="auto" w:after="80"/>
+      </w:pPr>
+      <w:r>
+        <w:rPr w:rFonts="맑은 고딕">
+          <w:rFonts w:ascii="맑은 고딕" w:hAnsi="맑은 고딕" w:eastAsia="맑은 고딕"/>
+          <w:b w:val="0"/>
+          <w:color w:val="6B7280"/>
+          <w:sz w:val="21"/>
+        </w:rPr>
+        <w:t xml:space="preserve">· </w:t>
+      </w:r>
+      <w:r>
+        <w:rPr w:rFonts="맑은 고딕">
+          <w:rFonts w:ascii="맑은 고딕" w:hAnsi="맑은 고딕" w:eastAsia="맑은 고딕"/>
+          <w:b/>
+          <w:color w:val="1F2937"/>
+          <w:sz w:val="21"/>
+        </w:rPr>
+        <w:t xml:space="preserve">국적: </w:t>
+      </w:r>
+      <w:r>
+        <w:rPr w:rFonts="맑은 고딕">
+          <w:rFonts w:ascii="맑은 고딕" w:hAnsi="맑은 고딕" w:eastAsia="맑은 고딕"/>
+          <w:b w:val="0"/>
+          <w:sz w:val="21"/>
+        </w:rPr>
+        <w:t>미국 (USA)</w:t>
+      </w:r>
+    </w:p>
+    <w:p>
+      <w:pPr>
+        <w:spacing w:line="324" w:lineRule="auto" w:after="80"/>
+      </w:pPr>
+      <w:r>
+        <w:rPr w:rFonts="맑은 고딕">
+          <w:rFonts w:ascii="맑은 고딕" w:hAnsi="맑은 고딕" w:eastAsia="맑은 고딕"/>
+          <w:b w:val="0"/>
+          <w:color w:val="6B7280"/>
+          <w:sz w:val="21"/>
+        </w:rPr>
+        <w:t xml:space="preserve">· </w:t>
+      </w:r>
+      <w:r>
+        <w:rPr w:rFonts="맑은 고딕">
+          <w:rFonts w:ascii="맑은 고딕" w:hAnsi="맑은 고딕" w:eastAsia="맑은 고딕"/>
+          <w:b/>
+          <w:color w:val="1F2937"/>
+          <w:sz w:val="21"/>
+        </w:rPr>
+        <w:t xml:space="preserve">생몰년도: </w:t>
+      </w:r>
+      <w:r>
+        <w:rPr w:rFonts="맑은 고딕">
+          <w:rFonts w:ascii="맑은 고딕" w:hAnsi="맑은 고딕" w:eastAsia="맑은 고딕"/>
+          <w:b w:val="0"/>
+          <w:sz w:val="21"/>
+        </w:rPr>
+        <w:t>1931년 1월 22일 ~ 1964년 12월 11일</w:t>
+      </w:r>
+    </w:p>
+    <w:p>
+      <w:pPr>
+        <w:spacing w:line="324" w:lineRule="auto" w:after="80"/>
+      </w:pPr>
+      <w:r>
+        <w:rPr w:rFonts="맑은 고딕">
+          <w:rFonts w:ascii="맑은 고딕" w:hAnsi="맑은 고딕" w:eastAsia="맑은 고딕"/>
+          <w:b w:val="0"/>
+          <w:color w:val="6B7280"/>
+          <w:sz w:val="21"/>
+        </w:rPr>
+        <w:t xml:space="preserve">· </w:t>
+      </w:r>
+      <w:r>
+        <w:rPr w:rFonts="맑은 고딕">
+          <w:rFonts w:ascii="맑은 고딕" w:hAnsi="맑은 고딕" w:eastAsia="맑은 고딕"/>
+          <w:b/>
+          <w:color w:val="1F2937"/>
+          <w:sz w:val="21"/>
+        </w:rPr>
+        <w:t xml:space="preserve">그룹 소속: </w:t>
+      </w:r>
+      <w:r>
+        <w:rPr w:rFonts="맑은 고딕">
+          <w:rFonts w:ascii="맑은 고딕" w:hAnsi="맑은 고딕" w:eastAsia="맑은 고딕"/>
+          <w:b w:val="0"/>
+          <w:sz w:val="21"/>
+        </w:rPr>
+        <w:t>솔로 (초기 전설적인 가스펠 그룹 '더 소울 스터러스(The Soul Stirrers)' 리드 보컬)</w:t>
+      </w:r>
+    </w:p>
+    <w:p>
+      <w:pPr>
+        <w:spacing w:line="324" w:lineRule="auto" w:after="80"/>
+      </w:pPr>
+      <w:r>
+        <w:rPr w:rFonts="맑은 고딕">
+          <w:rFonts w:ascii="맑은 고딕" w:hAnsi="맑은 고딕" w:eastAsia="맑은 고딕"/>
+          <w:b w:val="0"/>
+          <w:color w:val="6B7280"/>
+          <w:sz w:val="21"/>
+        </w:rPr>
+        <w:t xml:space="preserve">· </w:t>
+      </w:r>
+      <w:r>
+        <w:rPr w:rFonts="맑은 고딕">
+          <w:rFonts w:ascii="맑은 고딕" w:hAnsi="맑은 고딕" w:eastAsia="맑은 고딕"/>
+          <w:b/>
+          <w:color w:val="1F2937"/>
+          <w:sz w:val="21"/>
+        </w:rPr>
+        <w:t xml:space="preserve">아티스트 소개: </w:t>
+      </w:r>
+      <w:r>
+        <w:rPr w:rFonts="맑은 고딕">
+          <w:rFonts w:ascii="맑은 고딕" w:hAnsi="맑은 고딕" w:eastAsia="맑은 고딕"/>
+          <w:b w:val="0"/>
+          <w:sz w:val="21"/>
+        </w:rPr>
+        <w:t>흑인 영가의 영적인 깊이와 세련된 팝 멜로디를 유려하게 결합하여 현대 ‘소울(Soul)’ 음악의 기틀을 확립한 선구자이자 영원한 ‘소울의 제왕’입니다. 티 없이 맑고도 호소력 짙은 미성과 천부적인 송라이팅 능력으로 인종과 세대의 장벽을 허물며 20세기 대중음악의 판도를 바꾼 독보적인 존재입니다.</w:t>
+      </w:r>
+    </w:p>
+    <w:p>
+      <w:pPr>
+        <w:spacing w:line="324" w:lineRule="auto" w:before="200" w:after="80"/>
+      </w:pPr>
+      <w:r>
+        <w:rPr w:rFonts="맑은 고딕">
+          <w:rFonts w:ascii="맑은 고딕" w:hAnsi="맑은 고딕" w:eastAsia="맑은 고딕"/>
+          <w:b/>
+          <w:color w:val="1E3A8A"/>
+          <w:sz w:val="24"/>
+        </w:rPr>
+        <w:t>3. 음반 상세 분석</w:t>
+      </w:r>
+    </w:p>
+    <w:p>
+      <w:pPr>
+        <w:spacing w:line="324" w:lineRule="auto" w:after="80"/>
+      </w:pPr>
+      <w:r>
+        <w:rPr w:rFonts="맑은 고딕">
+          <w:rFonts w:ascii="맑은 고딕" w:hAnsi="맑은 고딕" w:eastAsia="맑은 고딕"/>
+          <w:b w:val="0"/>
+          <w:color w:val="6B7280"/>
+          <w:sz w:val="21"/>
+        </w:rPr>
+        <w:t xml:space="preserve">· </w:t>
+      </w:r>
+      <w:r>
+        <w:rPr w:rFonts="맑은 고딕">
+          <w:rFonts w:ascii="맑은 고딕" w:hAnsi="맑은 고딕" w:eastAsia="맑은 고딕"/>
+          <w:b/>
+          <w:color w:val="1F2937"/>
+          <w:sz w:val="21"/>
+        </w:rPr>
+        <w:t xml:space="preserve">역사적 위치: </w:t>
+      </w:r>
+      <w:r>
+        <w:rPr w:rFonts="맑은 고딕">
+          <w:rFonts w:ascii="맑은 고딕" w:hAnsi="맑은 고딕" w:eastAsia="맑은 고딕"/>
+          <w:b w:val="0"/>
+          <w:sz w:val="21"/>
+        </w:rPr>
+        <w:t>단일 정규 앨범의 한계를 넘어, 샘 쿡이 1960년대 초반 RCA 빅터에서 꽃피운 음악적 정점을 2장의 바이닐에 파노라마처럼 펼쳐 보인 역사적 집대성입니다. 낭만적인 팝 소울부터 거친 리듬 앤 블루스, 그리고 역사의식을 품은 사회적 찬가에 이르기까지 그의 다채로운 스펙트럼을 담아내어 모타운과 서던 소울로 만개하게 되는 흑인 음악 르네상스의 나침반 역할을 한 명반입니다.</w:t>
+      </w:r>
+    </w:p>
+    <w:p>
+      <w:pPr>
+        <w:spacing w:line="324" w:lineRule="auto" w:after="80"/>
+      </w:pPr>
+      <w:r>
+        <w:rPr w:rFonts="맑은 고딕">
+          <w:rFonts w:ascii="맑은 고딕" w:hAnsi="맑은 고딕" w:eastAsia="맑은 고딕"/>
+          <w:b w:val="0"/>
+          <w:color w:val="6B7280"/>
+          <w:sz w:val="21"/>
+        </w:rPr>
+        <w:t xml:space="preserve">· </w:t>
+      </w:r>
+      <w:r>
+        <w:rPr w:rFonts="맑은 고딕">
+          <w:rFonts w:ascii="맑은 고딕" w:hAnsi="맑은 고딕" w:eastAsia="맑은 고딕"/>
+          <w:b/>
+          <w:color w:val="1F2937"/>
+          <w:sz w:val="21"/>
+        </w:rPr>
+        <w:t xml:space="preserve">시대의 흔적(스토리텔링): </w:t>
+      </w:r>
+      <w:r>
+        <w:rPr w:rFonts="맑은 고딕">
+          <w:rFonts w:ascii="맑은 고딕" w:hAnsi="맑은 고딕" w:eastAsia="맑은 고딕"/>
+          <w:b w:val="0"/>
+          <w:sz w:val="21"/>
+        </w:rPr>
+        <w:t>1960년대 초 민권 운동의 거대한 물결과 청년 문화의 태동기 속에서, 억압과 희망이 교차하던 미국 사회의 청춘들에게 샘 쿡의 노래는 깊은 안식처이자 자유를 향한 갈망이었습니다. 라디오와 주크박스에서 울려 퍼지며 흑백 청년들의 마음에 고요하고도 뜨거운 파문을 일으켰던 당대 젊은이들의 낭만과 아픔이 앨범 전편에 짙은 공기로 배어 있습니다.</w:t>
+      </w:r>
+    </w:p>
+    <w:p>
+      <w:pPr>
+        <w:spacing w:line="324" w:lineRule="auto" w:before="200" w:after="80"/>
+      </w:pPr>
+      <w:r>
+        <w:rPr w:rFonts="맑은 고딕">
+          <w:rFonts w:ascii="맑은 고딕" w:hAnsi="맑은 고딕" w:eastAsia="맑은 고딕"/>
+          <w:b/>
+          <w:color w:val="1E3A8A"/>
+          <w:sz w:val="24"/>
+        </w:rPr>
+        <w:t>4. 주요 수록곡 및 감상 제언</w:t>
+      </w:r>
+    </w:p>
+    <w:p>
+      <w:pPr>
+        <w:spacing w:line="324" w:lineRule="auto" w:after="80"/>
+      </w:pPr>
+      <w:r>
+        <w:rPr w:rFonts="맑은 고딕">
+          <w:rFonts w:ascii="맑은 고딕" w:hAnsi="맑은 고딕" w:eastAsia="맑은 고딕"/>
+          <w:b w:val="0"/>
+          <w:color w:val="6B7280"/>
+          <w:sz w:val="21"/>
+        </w:rPr>
+        <w:t xml:space="preserve">· </w:t>
+      </w:r>
+      <w:r>
+        <w:rPr w:rFonts="맑은 고딕">
+          <w:rFonts w:ascii="맑은 고딕" w:hAnsi="맑은 고딕" w:eastAsia="맑은 고딕"/>
+          <w:b/>
+          <w:color w:val="1F2937"/>
+          <w:sz w:val="21"/>
+        </w:rPr>
+        <w:t xml:space="preserve">주요 수록곡 특징: </w:t>
+      </w:r>
+      <w:r>
+        <w:rPr w:rFonts="맑은 고딕">
+          <w:rFonts w:ascii="맑은 고딕" w:hAnsi="맑은 고딕" w:eastAsia="맑은 고딕"/>
+          <w:b w:val="0"/>
+          <w:sz w:val="21"/>
+        </w:rPr>
+        <w:t>첫 소절의 허밍만으로 심장을 녹이는 불멸의 고백 "You Send Me", 노역의 땀방울을 매혹적인 리듬으로 승화시킨 "Chain Gang", 큐피드의 화살을 노래하며 경쾌한 스윙감을 선사하는 "Cupid", 그리고 격동의 시대를 관통하며 인류애의 찬가로 남은 위대한 명곡 "A Change Is Gonna Come" 등 전 곡에서 샘 쿡 특유의 벨벳 같은 멜리스마와 우아한 서정미를 만끽할 수 있습니다.</w:t>
+      </w:r>
+    </w:p>
+    <w:p>
+      <w:pPr>
+        <w:spacing w:line="324" w:lineRule="auto" w:after="80"/>
+      </w:pPr>
+      <w:r>
+        <w:rPr w:rFonts="맑은 고딕">
+          <w:rFonts w:ascii="맑은 고딕" w:hAnsi="맑은 고딕" w:eastAsia="맑은 고딕"/>
+          <w:b w:val="0"/>
+          <w:color w:val="6B7280"/>
+          <w:sz w:val="21"/>
+        </w:rPr>
+        <w:t xml:space="preserve">· </w:t>
+      </w:r>
+      <w:r>
+        <w:rPr w:rFonts="맑은 고딕">
+          <w:rFonts w:ascii="맑은 고딕" w:hAnsi="맑은 고딕" w:eastAsia="맑은 고딕"/>
+          <w:b/>
+          <w:color w:val="1F2937"/>
+          <w:sz w:val="21"/>
+        </w:rPr>
+        <w:t xml:space="preserve">빈티지 감상 제언: </w:t>
+      </w:r>
+      <w:r>
+        <w:rPr w:rFonts="맑은 고딕">
+          <w:rFonts w:ascii="맑은 고딕" w:hAnsi="맑은 고딕" w:eastAsia="맑은 고딕"/>
+          <w:b w:val="0"/>
+          <w:sz w:val="21"/>
+        </w:rPr>
+        <w:t>진공관 앰프의 은은한 예열과 함께 턴테이블의 바늘이 묵직한 더블 LP의 그루브를 탈 때, 샘 쿡의 섬세한 숨소리와 온기 어린 중음역 보컬은 마치 청자의 바로 곁에서 육성으로 속삭이듯 다가옵니다. RCA 특유의 풍성한 오케스트레이션과 빈티지 코러스의 질감이 아날로그 특유의 자연스러운 잔향과 어우러져 깊고 아늑한 공간감을 연출합니다.</w:t>
+      </w:r>
+    </w:p>
+    <w:p>
+      <w:pPr>
+        <w:spacing w:line="324" w:lineRule="auto" w:after="80"/>
+      </w:pPr>
+      <w:r>
+        <w:rPr w:rFonts="맑은 고딕">
+          <w:rFonts w:ascii="맑은 고딕" w:hAnsi="맑은 고딕" w:eastAsia="맑은 고딕"/>
+          <w:b w:val="0"/>
+          <w:color w:val="6B7280"/>
+          <w:sz w:val="21"/>
+        </w:rPr>
+        <w:t xml:space="preserve">· </w:t>
+      </w:r>
+      <w:r>
+        <w:rPr w:rFonts="맑은 고딕">
+          <w:rFonts w:ascii="맑은 고딕" w:hAnsi="맑은 고딕" w:eastAsia="맑은 고딕"/>
+          <w:b/>
+          <w:color w:val="1F2937"/>
+          <w:sz w:val="21"/>
+        </w:rPr>
+        <w:t xml:space="preserve">소장 가치: </w:t>
+      </w:r>
+      <w:r>
+        <w:rPr w:rFonts="맑은 고딕">
+          <w:rFonts w:ascii="맑은 고딕" w:hAnsi="맑은 고딕" w:eastAsia="맑은 고딕"/>
+          <w:b w:val="0"/>
+          <w:sz w:val="21"/>
+        </w:rPr>
+        <w:t>샘 쿡의 정수만을 엄선하여 2장의 LP에 아낌없이 담아낸 게이트폴드 사양의 정통 아날로그 명반으로, 클래식 보컬과 소울의 황금기를 서재 한 켠에 온전히 소장하고자 하는 오디오파일과 LP 컬렉터라면 결코 놓쳐서는 안 될 필수 애장반입니다.</w:t>
+      </w:r>
+    </w:p>
+    <w:p>
+      <w:pPr>
+        <w:spacing w:line="324" w:lineRule="auto" w:after="120" w:before="160"/>
+      </w:pPr>
+      <w:r>
+        <w:rPr w:rFonts="맑은 고딕">
+          <w:rFonts w:ascii="맑은 고딕" w:hAnsi="맑은 고딕" w:eastAsia="맑은 고딕"/>
+          <w:b/>
+          <w:color w:val="4338CA"/>
+          <w:sz w:val="21"/>
+        </w:rPr>
+        <w:t>이 음반을 통해 시대를 뛰어넘어 인간의 영혼을 가장 따뜻하게 어루만지는 샘 쿡의 목소리가 전해주는 감동을 다시 한번 경험해 보시는 것은 어떨까요?</w:t>
       </w:r>
     </w:p>
     <w:sectPr>
       <w:pgSz w:w="12240" w:h="15840"/>
-      <w:pgMar w:top="1440" w:right="1440" w:bottom="1440" w:left="1440" w:header="720" w:footer="720" w:gutter="0"/>
+      <w:pgMar w:top="1152" w:right="1296" w:bottom="1152" w:left="1296" w:header="720" w:footer="720" w:gutter="0"/>
       <w:cols w:space="720"/>
       <w:docGrid w:linePitch="360"/>
     </w:sectPr>

--- a/word_reports/LP_0308_위치_472_Sam Cooke_This is Sam Coo.docx
+++ b/word_reports/LP_0308_위치_472_Sam Cooke_This is Sam Coo.docx
@@ -32,7 +32,7 @@
     </w:p>
     <w:p>
       <w:pPr>
-        <w:spacing w:line="324" w:lineRule="auto" w:before="80" w:after="160"/>
+        <w:spacing w:line="324" w:lineRule="auto" w:before="80" w:after="120"/>
       </w:pPr>
       <w:r>
         <w:rPr w:rFonts="맑은 고딕">
@@ -42,13 +42,6 @@
           <w:sz w:val="22"/>
         </w:rPr>
         <w:t xml:space="preserve">[음반 소개] </w:t>
-      </w:r>
-      <w:r>
-        <w:rPr w:rFonts="맑은 고딕">
-          <w:rFonts w:ascii="맑은 고딕" w:hAnsi="맑은 고딕" w:eastAsia="맑은 고딕"/>
-          <w:b w:val="0"/>
-          <w:sz w:val="21"/>
-        </w:rPr>
       </w:r>
     </w:p>
     <w:p>
@@ -61,7 +54,33 @@
           <w:b w:val="0"/>
           <w:sz w:val="21"/>
         </w:rPr>
-        <w:t>샘 쿡의 목소리는 신(神)을 향한 가스펠의 숭고함과 인간의 심장을 뒤흔드는 세속적 소울이 가장 완벽하게 교차하는 기적의 순간을 담고 있습니다. 본 2LP 앤솔러지 앨범인 &lt;This is Sam Cooke&gt;는 팝과 소울의 황금기를 개척하고 서른셋의 젊은 나이에 홀연히 떠난 그의 찬란했던 RCA 시절 음악적 유산을 집대성한 불멸의 기록입니다. 턴테이블 위로 흐르는 벨벳처럼 부드럽고도 가슴 저릿한 보컬 프레이징은 반세기가 흐른 오늘날에도 듣는 이의 영혼에 아늑한 위로와 깊은 울림을 전합니다. 시대를 초월하여 영원히 살아 숨 쉬는 ‘소울의 제왕’이 남긴 숨결을 가장 풍성한 아날로그의 품격으로 온전히 품어낸 명반입니다.</w:t>
+        <w:t>소울(Soul)이라는 단어가 아직 대중음악의 문법으로 온전히 정립되지 않았던 시절, 샘 쿡(Sam Cooke)은 가스펠의 성스러운 영성과 팝 음악의 세련된 서정성을 유려하게 결합하며 새로운 음악의 시대를 연 위대한 개척자였습니다. 1970년대 초, RCA 빅터(RCA Victor) 레이블의 기념비적인 더블 LP 시리즈로 기획된 『This is Sam Cooke』는 비극적인 죽음으로 서른셋의 젊은 나이에 영면한 그의 눈부신 음악적 유산을 두 장의 LP에 집대성한 걸작 선집입니다. 이 음반은 그가 흑인 음악계의 울타리를 넘어 전 세계인의 심장을 관통했던 찬란한 순간들을 파노라마처럼 펼쳐놓습니다.</w:t>
+      </w:r>
+    </w:p>
+    <w:p>
+      <w:pPr>
+        <w:spacing w:line="324" w:lineRule="auto" w:after="120"/>
+      </w:pPr>
+      <w:r>
+        <w:rPr w:rFonts="맑은 고딕">
+          <w:rFonts w:ascii="맑은 고딕" w:hAnsi="맑은 고딕" w:eastAsia="맑은 고딕"/>
+          <w:b w:val="0"/>
+          <w:sz w:val="21"/>
+        </w:rPr>
+        <w:t>음반에 아로새겨진 음악들은 단순한 히트곡의 나열을 넘어, 1950년대 후반부터 1960년대 초반까지 격동하던 미국의 사회적 공기와 흑인 민권 운동의 태동기를 그대로 품고 있습니다. 샘 쿡은 벨벳처럼 감미로우면서도 깊은 영혼의 호소력을 지닌 음색으로 인간의 가장 순수한 사랑을 노래하는 한편, 시대의 아픔과 억압을 묵과하지 않고 음악적 존엄으로 승화시켰습니다. 스스로 음반 레이블과 출판사를 설립하며 예술적 자율성을 쟁취했던 그의 철학은 이 앨범에 수록된 한 곡 한 곡의 작곡과 보컬 프레이징 속에 깊고 단단하게 배어 있습니다.</w:t>
+      </w:r>
+    </w:p>
+    <w:p>
+      <w:pPr>
+        <w:spacing w:line="324" w:lineRule="auto" w:after="120"/>
+      </w:pPr>
+      <w:r>
+        <w:rPr w:rFonts="맑은 고딕">
+          <w:rFonts w:ascii="맑은 고딕" w:hAnsi="맑은 고딕" w:eastAsia="맑은 고딕"/>
+          <w:b w:val="0"/>
+          <w:sz w:val="21"/>
+        </w:rPr>
+        <w:t>세월이 반세기를 훌쩍 넘긴 오늘날에도 이 음반이 각별한 울림을 주는 이유는, 인간의 목소리가 도달할 수 있는 가장 우아하고 진솔한 감정의 정수가 온전히 담겨 있기 때문입니다. 달콤한 낭만 뒤에 숨겨진 시대의 비장미, 그리고 절망 속에서도 결코 희망을 놓지 않았던 그의 숭고한 멜로디는 아날로그 바이닐의 회전과 함께 영원히 바래지 않는 서정의 빛을 발합니다. 이 더블 앨범은 샘 쿡이라는 한 천재가 인류 대중음악사에 남긴 불멸의 족적이자, 영혼을 어루만지는 가장 품격 있는 음악적 위안입니다.</w:t>
       </w:r>
     </w:p>
     <w:p>
@@ -168,7 +187,7 @@
           <w:b w:val="0"/>
           <w:sz w:val="21"/>
         </w:rPr>
-        <w:t>샘 쿡 사후인 1970년대 초, RCA 빅터(RCA Victor) 사가 시대를 풍미한 거장들의 위대한 유산을 집대성하여 선보였던 전설적인 '디스 이즈(This Is)' 2LP 시리즈의 일환으로 기획·발매된 결정판 회고록 성격의 더블 음반입니다.</w:t>
+        <w:t>1970년 RCA Victor 레이블의 명망 높은 아티스트 앤솔러지 시리즈인 'This Is...' 라인업으로 발매된 정통 2LP 더블 게이트폴드 기획반입니다. 샘 쿡 사후 그의 황금기 음원들을 원본 마스터 테이프의 숨결을 살려 엄선해 엮어낸 공식 헌정 앨범의 성격을 지닙니다.</w:t>
       </w:r>
     </w:p>
     <w:p>
@@ -199,7 +218,7 @@
           <w:b w:val="0"/>
           <w:sz w:val="21"/>
         </w:rPr>
-        <w:t>발매 당시 빌보드 앨범 차트 및 흑인 음악(R&amp;B) 차트 상위권에 오르며 꾸준한 사랑을 받았고, 전성기 대표곡들을 총망라한 탁월한 구성 덕분에 수십 년간 롱셀러를 기록하며 RIAA 골드 인증을 획득하는 등 대중적·상업적으로 확고한 성공을 거두었습니다.</w:t>
+        <w:t>발매 당시 빌보드 앨범 차트 상위권에 안착했으며, 오랜 세월 동안 전 세계 소울 및 팝 애호가들의 필청반으로 자리 잡아 골드 레코드 이상의 꾸준하고 방대한 스테디셀러 판매고를 기록했습니다.</w:t>
       </w:r>
     </w:p>
     <w:p>
@@ -230,7 +249,7 @@
           <w:b w:val="0"/>
           <w:sz w:val="21"/>
         </w:rPr>
-        <w:t>샘 쿡은 1986년 로큰롤 명예의 전당 최초 헌액, 1987년 작곡가 명예의 전당 헌액, 1999년 그래미 평생공로상(Grammy Lifetime Achievement Award)을 수상하였으며, 롤링 스톤 선정 '역대 가장 위대한 보컬리스트' 최상위권에 랭크되어 대중음악사의 위대한 거인으로 공인받았습니다.</w:t>
+        <w:t>로큰롤 명예의 전당(1986년 헌액 원년 멤버), 송라이터스 명예의 전당 헌액, 그래미 평생공로상(1999) 수상 등 대중음악사 최고의 영예를 두루 안았으며, 롤링 스톤 선정 '역대 가장 위대한 보컬리스트' 최상위권에 랭크된 공인된 유산입니다.</w:t>
       </w:r>
     </w:p>
     <w:p>
@@ -275,7 +294,7 @@
           <w:b w:val="0"/>
           <w:sz w:val="21"/>
         </w:rPr>
-        <w:t>미국 (USA)</w:t>
+        <w:t>미국 (미시시피주 클락스데일 출생)</w:t>
       </w:r>
     </w:p>
     <w:p>
@@ -337,7 +356,7 @@
           <w:b w:val="0"/>
           <w:sz w:val="21"/>
         </w:rPr>
-        <w:t>솔로 (초기 전설적인 가스펠 그룹 '더 소울 스터러스(The Soul Stirrers)' 리드 보컬)</w:t>
+        <w:t>솔로 (초기 전설적 가스펠 그룹 '더 소울 스터러스(The Soul Stirrers)' 리드 보컬)</w:t>
       </w:r>
     </w:p>
     <w:p>
@@ -368,7 +387,7 @@
           <w:b w:val="0"/>
           <w:sz w:val="21"/>
         </w:rPr>
-        <w:t>흑인 영가의 영적인 깊이와 세련된 팝 멜로디를 유려하게 결합하여 현대 ‘소울(Soul)’ 음악의 기틀을 확립한 선구자이자 영원한 ‘소울의 제왕’입니다. 티 없이 맑고도 호소력 짙은 미성과 천부적인 송라이팅 능력으로 인종과 세대의 장벽을 허물며 20세기 대중음악의 판도를 바꾼 독보적인 존재입니다.</w:t>
+        <w:t>'소울의 제왕(The King of Soul)'으로 칭송받으며, 신성한 가스펠 보컬 테크닉을 세속 팝 음악에 이식하여 현대 R&amp;B와 소울 장르의 기틀을 확립한 인물입니다. 비단 탁월한 가창력뿐만 아니라 시대를 꿰뚫는 통찰력으로 자작곡을 직접 쓰고 프로듀싱하며 흑인 음악가의 위상을 예술적 주체로 드높인 선구자입니다.</w:t>
       </w:r>
     </w:p>
     <w:p>
@@ -413,7 +432,7 @@
           <w:b w:val="0"/>
           <w:sz w:val="21"/>
         </w:rPr>
-        <w:t>단일 정규 앨범의 한계를 넘어, 샘 쿡이 1960년대 초반 RCA 빅터에서 꽃피운 음악적 정점을 2장의 바이닐에 파노라마처럼 펼쳐 보인 역사적 집대성입니다. 낭만적인 팝 소울부터 거친 리듬 앤 블루스, 그리고 역사의식을 품은 사회적 찬가에 이르기까지 그의 다채로운 스펙트럼을 담아내어 모타운과 서던 소울로 만개하게 되는 흑인 음악 르네상스의 나침반 역할을 한 명반입니다.</w:t>
+        <w:t>1950~60년대 미국 대중음악이 순수 팝에서 성숙한 소울 음악으로 분화하고 진화해 나가는 변곡점을 가장 완벽하게 증명하는 음악사적 사료입니다. 보컬의 섬세한 뉘앙스와 브라스, 스트링 편곡이 완벽한 조화를 이루며 팝 역사상 가장 세련된 소울 사운드의 표준을 제시한 명반입니다.</w:t>
       </w:r>
     </w:p>
     <w:p>
@@ -444,7 +463,7 @@
           <w:b w:val="0"/>
           <w:sz w:val="21"/>
         </w:rPr>
-        <w:t>1960년대 초 민권 운동의 거대한 물결과 청년 문화의 태동기 속에서, 억압과 희망이 교차하던 미국 사회의 청춘들에게 샘 쿡의 노래는 깊은 안식처이자 자유를 향한 갈망이었습니다. 라디오와 주크박스에서 울려 퍼지며 흑백 청년들의 마음에 고요하고도 뜨거운 파문을 일으켰던 당대 젊은이들의 낭만과 아픔이 앨범 전편에 짙은 공기로 배어 있습니다.</w:t>
+        <w:t>인종차별의 그늘이 짙었던 1960년대, 백인 청년들과 흑인 청년들 모두의 가슴을 울리며 라디오 전파를 탔던 곡들이 수록되어 있습니다. 주크박스에서 흘러나오던 경쾌한 댄스 트랙부터 자유와 평등을 갈망하던 워싱턴 행진의 고결한 공기까지, 당대 청춘들의 아픔과 열망이 고스란히 각인되어 있습니다.</w:t>
       </w:r>
     </w:p>
     <w:p>
@@ -489,7 +508,99 @@
           <w:b w:val="0"/>
           <w:sz w:val="21"/>
         </w:rPr>
-        <w:t>첫 소절의 허밍만으로 심장을 녹이는 불멸의 고백 "You Send Me", 노역의 땀방울을 매혹적인 리듬으로 승화시킨 "Chain Gang", 큐피드의 화살을 노래하며 경쾌한 스윙감을 선사하는 "Cupid", 그리고 격동의 시대를 관통하며 인류애의 찬가로 남은 위대한 명곡 "A Change Is Gonna Come" 등 전 곡에서 샘 쿡 특유의 벨벳 같은 멜리스마와 우아한 서정미를 만끽할 수 있습니다.</w:t>
+      </w:r>
+    </w:p>
+    <w:p>
+      <w:pPr>
+        <w:spacing w:line="324" w:lineRule="auto" w:after="80"/>
+      </w:pPr>
+      <w:r>
+        <w:rPr w:rFonts="맑은 고딕">
+          <w:rFonts w:ascii="맑은 고딕" w:hAnsi="맑은 고딕" w:eastAsia="맑은 고딕"/>
+          <w:b w:val="0"/>
+          <w:color w:val="6B7280"/>
+          <w:sz w:val="21"/>
+        </w:rPr>
+        <w:t xml:space="preserve">· </w:t>
+      </w:r>
+      <w:r>
+        <w:rPr w:rFonts="맑은 고딕">
+          <w:rFonts w:ascii="맑은 고딕" w:hAnsi="맑은 고딕" w:eastAsia="맑은 고딕"/>
+          <w:b/>
+          <w:color w:val="1F2937"/>
+          <w:sz w:val="21"/>
+        </w:rPr>
+        <w:t xml:space="preserve">"You Send Me": </w:t>
+      </w:r>
+      <w:r>
+        <w:rPr w:rFonts="맑은 고딕">
+          <w:rFonts w:ascii="맑은 고딕" w:hAnsi="맑은 고딕" w:eastAsia="맑은 고딕"/>
+          <w:b w:val="0"/>
+          <w:sz w:val="21"/>
+        </w:rPr>
+        <w:t>실크처럼 부드러운 미성과 낭만적인 멜로디로 대중을 사로잡은 그의 출세작이자 불멸의 러브송.</w:t>
+      </w:r>
+    </w:p>
+    <w:p>
+      <w:pPr>
+        <w:spacing w:line="324" w:lineRule="auto" w:after="80"/>
+      </w:pPr>
+      <w:r>
+        <w:rPr w:rFonts="맑은 고딕">
+          <w:rFonts w:ascii="맑은 고딕" w:hAnsi="맑은 고딕" w:eastAsia="맑은 고딕"/>
+          <w:b w:val="0"/>
+          <w:color w:val="6B7280"/>
+          <w:sz w:val="21"/>
+        </w:rPr>
+        <w:t xml:space="preserve">· </w:t>
+      </w:r>
+      <w:r>
+        <w:rPr w:rFonts="맑은 고딕">
+          <w:rFonts w:ascii="맑은 고딕" w:hAnsi="맑은 고딕" w:eastAsia="맑은 고딕"/>
+          <w:b/>
+          <w:color w:val="1F2937"/>
+          <w:sz w:val="21"/>
+        </w:rPr>
+        <w:t xml:space="preserve">"A Change Is Gonna Come": </w:t>
+      </w:r>
+      <w:r>
+        <w:rPr w:rFonts="맑은 고딕">
+          <w:rFonts w:ascii="맑은 고딕" w:hAnsi="맑은 고딕" w:eastAsia="맑은 고딕"/>
+          <w:b w:val="0"/>
+          <w:sz w:val="21"/>
+        </w:rPr>
+        <w:t>민권 운동의 송가이자 장엄한 오케스트레이션 위로 묵직한 시대적 고뇌와 서정적 희망을 노래한 소울 역사상 최고의 걸작.</w:t>
+      </w:r>
+    </w:p>
+    <w:p>
+      <w:pPr>
+        <w:spacing w:line="324" w:lineRule="auto" w:after="80"/>
+      </w:pPr>
+      <w:r>
+        <w:rPr w:rFonts="맑은 고딕">
+          <w:rFonts w:ascii="맑은 고딕" w:hAnsi="맑은 고딕" w:eastAsia="맑은 고딕"/>
+          <w:b w:val="0"/>
+          <w:color w:val="6B7280"/>
+          <w:sz w:val="21"/>
+        </w:rPr>
+        <w:t xml:space="preserve">· </w:t>
+      </w:r>
+      <w:r>
+        <w:rPr w:rFonts="맑은 고딕">
+          <w:rFonts w:ascii="맑은 고딕" w:hAnsi="맑은 고딕" w:eastAsia="맑은 고딕"/>
+          <w:b/>
+          <w:color w:val="1F2937"/>
+          <w:sz w:val="21"/>
+        </w:rPr>
+        <w:t xml:space="preserve">"Cupid", "Chain Gang", "Bring It On Home to Me": </w:t>
+      </w:r>
+      <w:r>
+        <w:rPr w:rFonts="맑은 고딕">
+          <w:rFonts w:ascii="맑은 고딕" w:hAnsi="맑은 고딕" w:eastAsia="맑은 고딕"/>
+          <w:b w:val="0"/>
+          <w:sz w:val="21"/>
+        </w:rPr>
+        <w:t>경쾌한 리듬 속에서도 특유의 영혼 어린 꺾임(Melisma)과 서정적인 멜로디가 빛을 발하는 트랙들.</w:t>
       </w:r>
     </w:p>
     <w:p>
@@ -520,7 +631,7 @@
           <w:b w:val="0"/>
           <w:sz w:val="21"/>
         </w:rPr>
-        <w:t>진공관 앰프의 은은한 예열과 함께 턴테이블의 바늘이 묵직한 더블 LP의 그루브를 탈 때, 샘 쿡의 섬세한 숨소리와 온기 어린 중음역 보컬은 마치 청자의 바로 곁에서 육성으로 속삭이듯 다가옵니다. RCA 특유의 풍성한 오케스트레이션과 빈티지 코러스의 질감이 아날로그 특유의 자연스러운 잔향과 어우러져 깊고 아늑한 공간감을 연출합니다.</w:t>
+        <w:t>진공관 앰프의 온화한 배음과 무빙 마그넷(MM) 또는 중역대가 충실한 MC 카트리지를 통해 감상할 때 그 진가가 드러납니다. 턴테이블의 회전을 타고 흐르는 샘 쿡의 풍부한 성량과 섬세한 숨소리, 코러스와 오케스트라의 공간감이 따스한 아날로그 사운드로 방 안을 가득 채우며 깊은 감동을 자아냅니다.</w:t>
       </w:r>
     </w:p>
     <w:p>
@@ -551,7 +662,7 @@
           <w:b w:val="0"/>
           <w:sz w:val="21"/>
         </w:rPr>
-        <w:t>샘 쿡의 정수만을 엄선하여 2장의 LP에 아낌없이 담아낸 게이트폴드 사양의 정통 아날로그 명반으로, 클래식 보컬과 소울의 황금기를 서재 한 켠에 온전히 소장하고자 하는 오디오파일과 LP 컬렉터라면 결코 놓쳐서는 안 될 필수 애장반입니다.</w:t>
+        <w:t>샘 쿡의 RCA 시절 명곡들을 가장 균형 잡힌 더블 LP 트랙 구성으로 만날 수 있는 희소성 높은 아날로그 음반입니다. 빈티지 오디오 파일과 클래식/팝 컬렉터 모두에게 서가 한구석을 내어줄 충분한 미학적·역사적 가치를 지닌 필수 소장반입니다.</w:t>
       </w:r>
     </w:p>
     <w:p>
@@ -565,7 +676,7 @@
           <w:color w:val="4338CA"/>
           <w:sz w:val="21"/>
         </w:rPr>
-        <w:t>이 음반을 통해 시대를 뛰어넘어 인간의 영혼을 가장 따뜻하게 어루만지는 샘 쿡의 목소리가 전해주는 감동을 다시 한번 경험해 보시는 것은 어떨까요?</w:t>
+        <w:t>이 음반을 통해 반세기를 건너온 영혼의 목소리가 전해주는 감동을 다시 한번 경험해 보시는 것은 어떨까요?</w:t>
       </w:r>
     </w:p>
     <w:sectPr>
